--- a/Auto_XC/UT_Script/report_template/A超声现场.docx
+++ b/Auto_XC/UT_Script/report_template/A超声现场.docx
@@ -14,7 +14,6 @@
           <w:szCs w:val="28"/>
         </w:rPr>
       </w:pPr>
-      <w:bookmarkStart w:id="0" w:name="_GoBack"/>
       <w:r>
         <w:rPr>
           <w:rFonts w:hint="eastAsia" w:ascii="汉仪大隶书简" w:hAnsi="汉仪大隶书简" w:eastAsia="汉仪大隶书简" w:cs="汉仪大隶书简"/>
@@ -26,7 +25,6 @@
         <w:t>超声波检测报告</w:t>
       </w:r>
     </w:p>
-    <w:bookmarkEnd w:id="0"/>
     <w:p>
       <w:pPr>
         <w:spacing w:beforeLines="0" w:afterLines="0" w:line="400" w:lineRule="exact"/>
@@ -66,7 +64,19 @@
           <w:szCs w:val="24"/>
           <w:u w:val="single"/>
         </w:rPr>
-        <w:t>这是报告的编号</w:t>
+        <w:t>这是报告的编</w:t>
+      </w:r>
+      <w:bookmarkStart w:id="0" w:name="_GoBack"/>
+      <w:bookmarkEnd w:id="0"/>
+      <w:r>
+        <w:rPr>
+          <w:rFonts w:hint="default" w:ascii="Times New Roman" w:hAnsi="Times New Roman" w:cs="Times New Roman" w:eastAsiaTheme="minorEastAsia"/>
+          <w:color w:val="auto"/>
+          <w:sz w:val="24"/>
+          <w:szCs w:val="24"/>
+          <w:u w:val="single"/>
+        </w:rPr>
+        <w:t>号</w:t>
       </w:r>
     </w:p>
     <w:tbl>
@@ -3085,9 +3095,10 @@
                           <w:pPr>
                             <w:spacing w:beforeLines="0" w:afterLines="0"/>
                             <w:rPr>
-                              <w:rFonts w:hint="default" w:ascii="Times New Roman" w:hAnsi="Times New Roman"/>
+                              <w:rFonts w:hint="eastAsia" w:ascii="Times New Roman" w:hAnsi="Times New Roman" w:eastAsia="宋体"/>
                               <w:sz w:val="20"/>
                               <w:szCs w:val="22"/>
+                              <w:lang w:val="en-US" w:eastAsia="zh-CN"/>
                             </w:rPr>
                           </w:pPr>
                           <w:r>
@@ -3096,7 +3107,16 @@
                               <w:sz w:val="20"/>
                               <w:szCs w:val="22"/>
                             </w:rPr>
-                            <w:t>SZ-434-2-06-2022</w:t>
+                            <w:t>SZ-434-2-06-202</w:t>
+                          </w:r>
+                          <w:r>
+                            <w:rPr>
+                              <w:rFonts w:hint="eastAsia" w:ascii="Times New Roman" w:hAnsi="Times New Roman"/>
+                              <w:sz w:val="20"/>
+                              <w:szCs w:val="22"/>
+                              <w:lang w:val="en-US" w:eastAsia="zh-CN"/>
+                            </w:rPr>
+                            <w:t>4</w:t>
                           </w:r>
                         </w:p>
                       </w:txbxContent>
@@ -3121,9 +3141,10 @@
                     <w:pPr>
                       <w:spacing w:beforeLines="0" w:afterLines="0"/>
                       <w:rPr>
-                        <w:rFonts w:hint="default" w:ascii="Times New Roman" w:hAnsi="Times New Roman"/>
+                        <w:rFonts w:hint="eastAsia" w:ascii="Times New Roman" w:hAnsi="Times New Roman" w:eastAsia="宋体"/>
                         <w:sz w:val="20"/>
                         <w:szCs w:val="22"/>
+                        <w:lang w:val="en-US" w:eastAsia="zh-CN"/>
                       </w:rPr>
                     </w:pPr>
                     <w:r>
@@ -3132,7 +3153,16 @@
                         <w:sz w:val="20"/>
                         <w:szCs w:val="22"/>
                       </w:rPr>
-                      <w:t>SZ-434-2-06-2022</w:t>
+                      <w:t>SZ-434-2-06-202</w:t>
+                    </w:r>
+                    <w:r>
+                      <w:rPr>
+                        <w:rFonts w:hint="eastAsia" w:ascii="Times New Roman" w:hAnsi="Times New Roman"/>
+                        <w:sz w:val="20"/>
+                        <w:szCs w:val="22"/>
+                        <w:lang w:val="en-US" w:eastAsia="zh-CN"/>
+                      </w:rPr>
+                      <w:t>4</w:t>
                     </w:r>
                   </w:p>
                 </w:txbxContent>
